--- a/EXPORTS/DOCX/published/niveau3/English/Museon.docx
+++ b/EXPORTS/DOCX/published/niveau3/English/Museon.docx
@@ -1309,14 +1309,7 @@
           <w:color w:val="000000"/>
           <w:sz w:val="24"/>
         </w:rPr>
-        <w:hyperlink r:id="rId13" w:history="1">
-          <w:r>
-            <w:rPr>
-              <w:rStyle w:val="Hyperlink"/>
-            </w:rPr>
-            <w:t>as indepe</w:t>
-          </w:r>
-        </w:hyperlink>
+        <w:t>as indepe</w:t>
       </w:r>
       <w:r>
         <w:rPr>
@@ -1728,7 +1721,7 @@
           <w:sz w:val="24"/>
           <w:u w:val="single"/>
         </w:rPr>
-        <w:t>Scientific research in colonised terr</w:t>
+        <w:t>Scientific research in colonised terri</w:t>
       </w:r>
       <w:r>
         <w:rPr>
@@ -1739,7 +1732,7 @@
           <w:sz w:val="24"/>
           <w:u w:val="single"/>
         </w:rPr>
-        <w:t>i</w:t>
+        <w:t>torie</w:t>
       </w:r>
       <w:r>
         <w:rPr>
@@ -1748,9 +1741,8 @@
           <w:i w:val="0"/>
           <w:color w:val="0000FF"/>
           <w:sz w:val="24"/>
-          <w:u w:val="single"/>
         </w:rPr>
-        <w:t>tories</w:t>
+        <w:t>s</w:t>
       </w:r>
       <w:r>
         <w:br/>
